--- a/documentation/WMO_WVO_Refinery_SRS.docx
+++ b/documentation/WMO_WVO_Refinery_SRS.docx
@@ -491,7 +491,7 @@
           <w:rFonts w:ascii="Arial" w:hAnsi="Arial"/>
           <w:sz w:val="24"/>
         </w:rPr>
-        <w:t>On fire detection, the system shall cut power to the centrifuge motor and to all heaters (Tank 1, Tank 2, nozzle), and shall close all tank solenoids. The STM32, its safety-relevant sensors, and the fire extinguisher actuator relays shall remain powered so the extinguisher can still fire.</w:t>
+        <w:t>On fire detection, the system shall cut power to the centrifuge motor and to all heaters (Tank 1, Tank 2, nozzle), and shall close all tank valves. The STM32, its safety-relevant sensors, and the fire extinguisher actuator relays shall remain powered so the extinguisher can still fire.</w:t>
       </w:r>
     </w:p>
     <w:p/>
@@ -664,7 +664,7 @@
           <w:rFonts w:ascii="Arial" w:hAnsi="Arial"/>
           <w:sz w:val="24"/>
         </w:rPr>
-        <w:t>Both the local and remote interfaces shall provide a per-tank cancel button. Pressing cancel for a tank shall immediately halt that tank's timer and all queued processes for that tank (settling, heating, or draining/centrifuge if that tank is the one currently being drained), close that tank's solenoid, stop that tank's heater, and return the tank to idle. Cancelling one tank shall not affect the other tank's state.</w:t>
+        <w:t>Both the local and remote interfaces shall provide a per-tank cancel button. Pressing cancel for a tank shall immediately halt that tank's timer and all queued processes for that tank (settling, heating, or draining/centrifuge if that tank is the one currently being drained), close that tank's valves, stop that tank's heater, and return the tank to idle. Cancelling one tank shall not affect the other tank's state.</w:t>
       </w:r>
     </w:p>
     <w:p/>
@@ -718,7 +718,7 @@
           <w:rFonts w:ascii="Arial" w:hAnsi="Arial"/>
           <w:sz w:val="24"/>
         </w:rPr>
-        <w:t>Both interfaces shall provide a manual on/off control for the tank solenoids, independent of automatic control.</w:t>
+        <w:t>Both interfaces shall provide a manual on/off control for the tank valves, independent of automatic control.</w:t>
       </w:r>
     </w:p>
     <w:p/>
@@ -837,7 +837,7 @@
           <w:rFonts w:ascii="Arial" w:hAnsi="Arial"/>
           <w:sz w:val="24"/>
         </w:rPr>
-        <w:t>Both the local and web GUI shall provide a cancel button per tank per REQ-CMD-050, and manual on/off controls for the centrifuge, nozzle heater, and tank solenoids per REQ-CMD-060 through REQ-CMD-080.</w:t>
+        <w:t>Both the local and web GUI shall provide a cancel button per tank per REQ-CMD-050, and manual on/off controls for the centrifuge, nozzle heater, and tank valves per REQ-CMD-060 through REQ-CMD-080.</w:t>
       </w:r>
     </w:p>
     <w:p/>
